--- a/lessions/0015.docx
+++ b/lessions/0015.docx
@@ -35,7 +35,7 @@
     <w:p>
       <w:r>
         <w:pict w14:anchorId="40480B6D">
-          <v:rect id="_x0000_i1171" style="width:0;height:1.5pt" o:hralign="center" o:hrstd="t" o:hr="t" fillcolor="#a0a0a0" stroked="f"/>
+          <v:rect id="_x0000_i1025" style="width:0;height:1.5pt" o:hralign="center" o:hrstd="t" o:hr="t" fillcolor="#a0a0a0" stroked="f"/>
         </w:pict>
       </w:r>
     </w:p>
@@ -117,7 +117,7 @@
     <w:p>
       <w:r>
         <w:pict w14:anchorId="26EB1A6F">
-          <v:rect id="_x0000_i1172" style="width:0;height:1.5pt" o:hralign="center" o:hrstd="t" o:hr="t" fillcolor="#a0a0a0" stroked="f"/>
+          <v:rect id="_x0000_i1026" style="width:0;height:1.5pt" o:hralign="center" o:hrstd="t" o:hr="t" fillcolor="#a0a0a0" stroked="f"/>
         </w:pict>
       </w:r>
     </w:p>
@@ -237,7 +237,7 @@
     <w:p>
       <w:r>
         <w:pict w14:anchorId="2461D2E4">
-          <v:rect id="_x0000_i1173" style="width:0;height:1.5pt" o:hralign="center" o:hrstd="t" o:hr="t" fillcolor="#a0a0a0" stroked="f"/>
+          <v:rect id="_x0000_i1027" style="width:0;height:1.5pt" o:hralign="center" o:hrstd="t" o:hr="t" fillcolor="#a0a0a0" stroked="f"/>
         </w:pict>
       </w:r>
     </w:p>
@@ -356,7 +356,7 @@
     <w:p>
       <w:r>
         <w:pict w14:anchorId="57E44201">
-          <v:rect id="_x0000_i1174" style="width:0;height:1.5pt" o:hralign="center" o:hrstd="t" o:hr="t" fillcolor="#a0a0a0" stroked="f"/>
+          <v:rect id="_x0000_i1028" style="width:0;height:1.5pt" o:hralign="center" o:hrstd="t" o:hr="t" fillcolor="#a0a0a0" stroked="f"/>
         </w:pict>
       </w:r>
     </w:p>
@@ -459,7 +459,7 @@
     <w:p>
       <w:r>
         <w:pict w14:anchorId="6AC4FDA6">
-          <v:rect id="_x0000_i1175" style="width:0;height:1.5pt" o:hralign="center" o:hrstd="t" o:hr="t" fillcolor="#a0a0a0" stroked="f"/>
+          <v:rect id="_x0000_i1029" style="width:0;height:1.5pt" o:hralign="center" o:hrstd="t" o:hr="t" fillcolor="#a0a0a0" stroked="f"/>
         </w:pict>
       </w:r>
     </w:p>
@@ -607,7 +607,7 @@
     <w:p>
       <w:r>
         <w:pict w14:anchorId="2243A89E">
-          <v:rect id="_x0000_i1176" style="width:0;height:1.5pt" o:hralign="center" o:hrstd="t" o:hr="t" fillcolor="#a0a0a0" stroked="f"/>
+          <v:rect id="_x0000_i1030" style="width:0;height:1.5pt" o:hralign="center" o:hrstd="t" o:hr="t" fillcolor="#a0a0a0" stroked="f"/>
         </w:pict>
       </w:r>
     </w:p>
@@ -680,7 +680,7 @@
     <w:p>
       <w:r>
         <w:pict w14:anchorId="18A86AAD">
-          <v:rect id="_x0000_i1177" style="width:0;height:1.5pt" o:hralign="center" o:hrstd="t" o:hr="t" fillcolor="#a0a0a0" stroked="f"/>
+          <v:rect id="_x0000_i1031" style="width:0;height:1.5pt" o:hralign="center" o:hrstd="t" o:hr="t" fillcolor="#a0a0a0" stroked="f"/>
         </w:pict>
       </w:r>
     </w:p>
@@ -739,7 +739,7 @@
     <w:p>
       <w:r>
         <w:pict w14:anchorId="101127F2">
-          <v:rect id="_x0000_i1178" style="width:0;height:1.5pt" o:hralign="center" o:hrstd="t" o:hr="t" fillcolor="#a0a0a0" stroked="f"/>
+          <v:rect id="_x0000_i1032" style="width:0;height:1.5pt" o:hralign="center" o:hrstd="t" o:hr="t" fillcolor="#a0a0a0" stroked="f"/>
         </w:pict>
       </w:r>
     </w:p>
@@ -815,7 +815,7 @@
     <w:p>
       <w:r>
         <w:pict w14:anchorId="7D36321F">
-          <v:rect id="_x0000_i1179" style="width:0;height:1.5pt" o:hralign="center" o:hrstd="t" o:hr="t" fillcolor="#a0a0a0" stroked="f"/>
+          <v:rect id="_x0000_i1033" style="width:0;height:1.5pt" o:hralign="center" o:hrstd="t" o:hr="t" fillcolor="#a0a0a0" stroked="f"/>
         </w:pict>
       </w:r>
     </w:p>
@@ -873,7 +873,7 @@
     <w:p>
       <w:r>
         <w:pict w14:anchorId="232DCCD8">
-          <v:rect id="_x0000_i1180" style="width:0;height:1.5pt" o:hralign="center" o:hrstd="t" o:hr="t" fillcolor="#a0a0a0" stroked="f"/>
+          <v:rect id="_x0000_i1034" style="width:0;height:1.5pt" o:hralign="center" o:hrstd="t" o:hr="t" fillcolor="#a0a0a0" stroked="f"/>
         </w:pict>
       </w:r>
     </w:p>
@@ -1008,7 +1008,7 @@
     <w:p>
       <w:r>
         <w:pict w14:anchorId="2F183E6E">
-          <v:rect id="_x0000_i1181" style="width:0;height:1.5pt" o:hralign="center" o:hrstd="t" o:hr="t" fillcolor="#a0a0a0" stroked="f"/>
+          <v:rect id="_x0000_i1035" style="width:0;height:1.5pt" o:hralign="center" o:hrstd="t" o:hr="t" fillcolor="#a0a0a0" stroked="f"/>
         </w:pict>
       </w:r>
     </w:p>
@@ -1301,7 +1301,7 @@
     <w:p>
       <w:r>
         <w:pict w14:anchorId="501FD222">
-          <v:rect id="_x0000_i1182" style="width:0;height:1.5pt" o:hralign="center" o:hrstd="t" o:hr="t" fillcolor="#a0a0a0" stroked="f"/>
+          <v:rect id="_x0000_i1036" style="width:0;height:1.5pt" o:hralign="center" o:hrstd="t" o:hr="t" fillcolor="#a0a0a0" stroked="f"/>
         </w:pict>
       </w:r>
     </w:p>
@@ -1460,14 +1460,21 @@
           <w:ilvl w:val="0"/>
           <w:numId w:val="14"/>
         </w:numPr>
-      </w:pPr>
-      <w:r>
+        <w:rPr>
+          <w:color w:val="EE0000"/>
+        </w:rPr>
+      </w:pPr>
+      <w:r>
+        <w:rPr>
+          <w:color w:val="EE0000"/>
+        </w:rPr>
         <w:t xml:space="preserve">I cooked dinner at 7 p.m. </w:t>
       </w:r>
       <w:r>
         <w:rPr>
           <w:i/>
           <w:iCs/>
+          <w:color w:val="EE0000"/>
         </w:rPr>
         <w:t>(Tôi đã nấu bữa tối lúc 7 giờ.)</w:t>
       </w:r>
@@ -1478,14 +1485,21 @@
           <w:ilvl w:val="0"/>
           <w:numId w:val="14"/>
         </w:numPr>
-      </w:pPr>
-      <w:r>
+        <w:rPr>
+          <w:color w:val="EE0000"/>
+        </w:rPr>
+      </w:pPr>
+      <w:r>
+        <w:rPr>
+          <w:color w:val="EE0000"/>
+        </w:rPr>
         <w:t xml:space="preserve">I was cooking dinner when my friend called. </w:t>
       </w:r>
       <w:r>
         <w:rPr>
           <w:i/>
           <w:iCs/>
+          <w:color w:val="EE0000"/>
         </w:rPr>
         <w:t>(Tôi đang nấu bữa tối thì bạn tôi gọi điện.)</w:t>
       </w:r>
@@ -1493,7 +1507,7 @@
     <w:p>
       <w:r>
         <w:pict w14:anchorId="6FCD49D3">
-          <v:rect id="_x0000_i1183" style="width:0;height:1.5pt" o:hralign="center" o:hrstd="t" o:hr="t" fillcolor="#a0a0a0" stroked="f"/>
+          <v:rect id="_x0000_i1037" style="width:0;height:1.5pt" o:hralign="center" o:hrstd="t" o:hr="t" fillcolor="#a0a0a0" stroked="f"/>
         </w:pict>
       </w:r>
     </w:p>
@@ -1624,7 +1638,7 @@
     <w:p>
       <w:r>
         <w:pict w14:anchorId="31961DF0">
-          <v:rect id="_x0000_i1184" style="width:0;height:1.5pt" o:hralign="center" o:hrstd="t" o:hr="t" fillcolor="#a0a0a0" stroked="f"/>
+          <v:rect id="_x0000_i1038" style="width:0;height:1.5pt" o:hralign="center" o:hrstd="t" o:hr="t" fillcolor="#a0a0a0" stroked="f"/>
         </w:pict>
       </w:r>
     </w:p>
@@ -1687,7 +1701,13 @@
         </w:numPr>
       </w:pPr>
       <w:r>
-        <w:t xml:space="preserve">They were playing badminton. </w:t>
+        <w:t xml:space="preserve">They were playing </w:t>
+      </w:r>
+      <w:r>
+        <w:t>.</w:t>
+      </w:r>
+      <w:r>
+        <w:t xml:space="preserve">. </w:t>
       </w:r>
       <w:r>
         <w:rPr>
@@ -1826,7 +1846,7 @@
     <w:p>
       <w:r>
         <w:pict w14:anchorId="67074472">
-          <v:rect id="_x0000_i1185" style="width:0;height:1.5pt" o:hralign="center" o:hrstd="t" o:hr="t" fillcolor="#a0a0a0" stroked="f"/>
+          <v:rect id="_x0000_i1039" style="width:0;height:1.5pt" o:hralign="center" o:hrstd="t" o:hr="t" fillcolor="#a0a0a0" stroked="f"/>
         </w:pict>
       </w:r>
     </w:p>
@@ -1962,7 +1982,7 @@
     <w:p>
       <w:r>
         <w:pict w14:anchorId="1CD9B577">
-          <v:rect id="_x0000_i1186" style="width:0;height:1.5pt" o:hralign="center" o:hrstd="t" o:hr="t" fillcolor="#a0a0a0" stroked="f"/>
+          <v:rect id="_x0000_i1040" style="width:0;height:1.5pt" o:hralign="center" o:hrstd="t" o:hr="t" fillcolor="#a0a0a0" stroked="f"/>
         </w:pict>
       </w:r>
     </w:p>
@@ -2007,7 +2027,7 @@
       <w:r>
         <w:lastRenderedPageBreak/>
         <w:pict w14:anchorId="671346DB">
-          <v:rect id="_x0000_i1187" style="width:0;height:1.5pt" o:hralign="center" o:hrstd="t" o:hr="t" fillcolor="#a0a0a0" stroked="f"/>
+          <v:rect id="_x0000_i1041" style="width:0;height:1.5pt" o:hralign="center" o:hrstd="t" o:hr="t" fillcolor="#a0a0a0" stroked="f"/>
         </w:pict>
       </w:r>
     </w:p>
@@ -2036,7 +2056,7 @@
     <w:p>
       <w:r>
         <w:pict w14:anchorId="69923B57">
-          <v:rect id="_x0000_i1188" style="width:0;height:1.5pt" o:hralign="center" o:hrstd="t" o:hr="t" fillcolor="#a0a0a0" stroked="f"/>
+          <v:rect id="_x0000_i1042" style="width:0;height:1.5pt" o:hralign="center" o:hrstd="t" o:hr="t" fillcolor="#a0a0a0" stroked="f"/>
         </w:pict>
       </w:r>
     </w:p>
@@ -2065,7 +2085,7 @@
     <w:p>
       <w:r>
         <w:pict w14:anchorId="29FB5525">
-          <v:rect id="_x0000_i1189" style="width:0;height:1.5pt" o:hralign="center" o:hrstd="t" o:hr="t" fillcolor="#a0a0a0" stroked="f"/>
+          <v:rect id="_x0000_i1043" style="width:0;height:1.5pt" o:hralign="center" o:hrstd="t" o:hr="t" fillcolor="#a0a0a0" stroked="f"/>
         </w:pict>
       </w:r>
     </w:p>
@@ -2094,7 +2114,7 @@
     <w:p>
       <w:r>
         <w:pict w14:anchorId="29FE2C6F">
-          <v:rect id="_x0000_i1190" style="width:0;height:1.5pt" o:hralign="center" o:hrstd="t" o:hr="t" fillcolor="#a0a0a0" stroked="f"/>
+          <v:rect id="_x0000_i1044" style="width:0;height:1.5pt" o:hralign="center" o:hrstd="t" o:hr="t" fillcolor="#a0a0a0" stroked="f"/>
         </w:pict>
       </w:r>
     </w:p>
@@ -2123,7 +2143,7 @@
     <w:p>
       <w:r>
         <w:pict w14:anchorId="16FB5673">
-          <v:rect id="_x0000_i1191" style="width:0;height:1.5pt" o:hralign="center" o:hrstd="t" o:hr="t" fillcolor="#a0a0a0" stroked="f"/>
+          <v:rect id="_x0000_i1045" style="width:0;height:1.5pt" o:hralign="center" o:hrstd="t" o:hr="t" fillcolor="#a0a0a0" stroked="f"/>
         </w:pict>
       </w:r>
     </w:p>
@@ -2207,7 +2227,21 @@
           <w:b/>
           <w:bCs/>
         </w:rPr>
-        <w:t>Past Simple</w:t>
+        <w:t>Past</w:t>
+      </w:r>
+      <w:r>
+        <w:rPr>
+          <w:b/>
+          <w:bCs/>
+        </w:rPr>
+        <w:t xml:space="preserve"> </w:t>
+      </w:r>
+      <w:r>
+        <w:rPr>
+          <w:b/>
+          <w:bCs/>
+        </w:rPr>
+        <w:t xml:space="preserve"> Simple</w:t>
       </w:r>
       <w:r>
         <w:t xml:space="preserve"> với </w:t>
@@ -2267,7 +2301,7 @@
     <w:p>
       <w:r>
         <w:pict w14:anchorId="43302F20">
-          <v:rect id="_x0000_i1192" style="width:0;height:1.5pt" o:hralign="center" o:hrstd="t" o:hr="t" fillcolor="#a0a0a0" stroked="f"/>
+          <v:rect id="_x0000_i1046" style="width:0;height:1.5pt" o:hralign="center" o:hrstd="t" o:hr="t" fillcolor="#a0a0a0" stroked="f"/>
         </w:pict>
       </w:r>
     </w:p>
@@ -5740,6 +5774,7 @@
   <w:style w:type="character" w:default="1" w:styleId="DefaultParagraphFont">
     <w:name w:val="Default Paragraph Font"/>
     <w:uiPriority w:val="1"/>
+    <w:semiHidden/>
     <w:unhideWhenUsed/>
   </w:style>
   <w:style w:type="table" w:default="1" w:styleId="TableNormal">

--- a/lessions/0015.docx
+++ b/lessions/0015.docx
@@ -1461,12 +1461,12 @@
           <w:numId w:val="14"/>
         </w:numPr>
         <w:rPr>
-          <w:color w:val="EE0000"/>
-        </w:rPr>
-      </w:pPr>
-      <w:r>
-        <w:rPr>
-          <w:color w:val="EE0000"/>
+          <w:color w:val="000000" w:themeColor="text1"/>
+        </w:rPr>
+      </w:pPr>
+      <w:r>
+        <w:rPr>
+          <w:color w:val="000000" w:themeColor="text1"/>
         </w:rPr>
         <w:t xml:space="preserve">I cooked dinner at 7 p.m. </w:t>
       </w:r>
@@ -1474,9 +1474,25 @@
         <w:rPr>
           <w:i/>
           <w:iCs/>
-          <w:color w:val="EE0000"/>
-        </w:rPr>
-        <w:t>(Tôi đã nấu bữa tối lúc 7 giờ.)</w:t>
+          <w:color w:val="000000" w:themeColor="text1"/>
+        </w:rPr>
+        <w:t>(Tôi đã nấu bữa tối lúc 7 giờ</w:t>
+      </w:r>
+      <w:r>
+        <w:rPr>
+          <w:i/>
+          <w:iCs/>
+          <w:color w:val="000000" w:themeColor="text1"/>
+        </w:rPr>
+        <w:t xml:space="preserve"> tối</w:t>
+      </w:r>
+      <w:r>
+        <w:rPr>
+          <w:i/>
+          <w:iCs/>
+          <w:color w:val="000000" w:themeColor="text1"/>
+        </w:rPr>
+        <w:t>.)</w:t>
       </w:r>
     </w:p>
     <w:p>
@@ -1486,12 +1502,12 @@
           <w:numId w:val="14"/>
         </w:numPr>
         <w:rPr>
-          <w:color w:val="EE0000"/>
-        </w:rPr>
-      </w:pPr>
-      <w:r>
-        <w:rPr>
-          <w:color w:val="EE0000"/>
+          <w:color w:val="000000" w:themeColor="text1"/>
+        </w:rPr>
+      </w:pPr>
+      <w:r>
+        <w:rPr>
+          <w:color w:val="000000" w:themeColor="text1"/>
         </w:rPr>
         <w:t xml:space="preserve">I was cooking dinner when my friend called. </w:t>
       </w:r>
@@ -1499,7 +1515,7 @@
         <w:rPr>
           <w:i/>
           <w:iCs/>
-          <w:color w:val="EE0000"/>
+          <w:color w:val="000000" w:themeColor="text1"/>
         </w:rPr>
         <w:t>(Tôi đang nấu bữa tối thì bạn tôi gọi điện.)</w:t>
       </w:r>
